--- a/src/content/poetry/33-smysl-zhizni/ru.docx
+++ b/src/content/poetry/33-smysl-zhizni/ru.docx
@@ -9,11 +9,10 @@
       </w:pPr>
       <w:r>
         <w:rPr>
-          <w:rStyle w:val="a6"/>
-          <w:b w:val="0"/>
-          <w:bCs w:val="0"/>
-        </w:rPr>
-        <w:t>Смысл жизни</w:t>
+          <w:bCs/>
+          <w:b/>
+        </w:rPr>
+        <w:t xml:space="preserve">Смысл жизни</w:t>
       </w:r>
     </w:p>
     <w:p>
@@ -463,8 +462,19 @@
     </w:p>
     <w:p>
       <w:pPr>
-        <w:contextualSpacing/>
-      </w:pPr>
+        <w:spacing w:before="200"/>
+        <w:rPr>
+          <w:i/>
+          <w:iCs/>
+        </w:rPr>
+      </w:pPr>
+      <w:r>
+        <w:rPr>
+          <w:i/>
+          <w:iCs/>
+        </w:rPr>
+        <w:t xml:space="preserve">25.10.2024, Сергей Панкратиус</w:t>
+      </w:r>
     </w:p>
     <w:sectPr>
       <w:pgSz w:w="11906" w:h="16838"/>
